--- a/por/docx/58.content.docx
+++ b/por/docx/58.content.docx
@@ -11,6 +11,15 @@
         <w:pStyle w:val="Heading2"/>
       </w:pPr>
       <w:r>
+        <w:t>Resource: Notas de Estudo (Tyndale)</w:t>
+      </w:r>
+      <w:r/>
+    </w:p>
+    <w:p>
+      <w:pPr>
+        <w:pStyle w:val="Heading2"/>
+      </w:pPr>
+      <w:r>
         <w:t>License Information</w:t>
       </w:r>
       <w:r/>
@@ -21,7 +30,7 @@
         <w:rPr>
           <w:b/>
         </w:rPr>
-        <w:t>Study Notes (Tyndale)</w:t>
+        <w:t>Notas de Estudo (Tyndale)</w:t>
       </w:r>
       <w:r>
         <w:t xml:space="preserve"> (Portuguese) is based on</w:t>
@@ -74,7 +83,7 @@
         <w:pStyle w:val="Heading1"/>
       </w:pPr>
       <w:r>
-        <w:t>Study Notes (Tyndale)</w:t>
+        <w:t>Notas de Estudo (Tyndale)</w:t>
       </w:r>
     </w:p>
     <w:p>
@@ -83,6 +92,51 @@
           <w:headerReference w:type="even" r:id="rId8"/>
           <w:headerReference w:type="default" r:id="rId9"/>
           <w:footerReference w:type="default" r:id="rId10"/>
+          <w:footnotePr>
+            <w:numRestart w:val="eachSect"/>
+          </w:footnotePr>
+          <w:type w:val="continuous"/>
+          <w:pgSz w:w="12240" w:h="15840" w:code="1"/>
+          <w:pgMar w:top="1440" w:right="1440" w:bottom="1440" w:left="1440" w:header="504" w:footer="504" w:gutter="0"/>
+          <w:cols w:space="708"/>
+          <w:titlePg/>
+          <w:docGrid w:linePitch="360"/>
+        </w:sectPr>
+      </w:pPr>
+    </w:p>
+    <w:p>
+      <w:r/>
+    </w:p>
+    <w:p>
+      <w:pPr>
+        <w:pStyle w:val="Heading2"/>
+      </w:pPr>
+      <w:r>
+        <w:t>HEB</w:t>
+      </w:r>
+      <w:r/>
+    </w:p>
+    <w:p>
+      <w:r/>
+      <w:r>
+        <w:rPr>
+          <w:i/>
+        </w:rPr>
+        <w:t>Hebreus 1.1, Hebreus 1.1–2, Hebreus 1.1–4, Hebreus 1.2, Hebreus 1.3, Hebreus 1.4, Hebreus 1.5, Hebreus 1.5–14, Hebreus 1.6, Hebreus 1.7, Hebreus 1.8–9, Hebreus 1.10–12, Hebreus 1.13, Hebreus 1.14, Hebreus 2.1, Hebreus 2.1–4, Hebreus 2.2, Hebreus 2.3, Hebreus 2.4, Hebreus 2.5, Hebreus 2.5–9, Hebreus 2.6, Hebreus 2.6–8, Hebreus 2.7, Hebreus 2.8, Hebreus 2.9, Hebreus 2.10, Hebreus 2.10–18, Hebreus 2.11, Hebreus 2.12, Hebreus 2.13, Hebreus 2.14–15, Hebreus 2.16, Hebreus 2.17–18, Hebreus 3.1, Hebreus 3.1–6, Hebreus 3.2, Hebreus 3.3–6, Hebreus 3.6, Hebreus 3.7–19, Hebreus 3.8, Hebreus 3.9–10, Hebreus 3.11, Hebreus 3.12, Hebreus 3.12–19, Hebreus 3.13, Hebreus 3.14, Hebreus 3.15, Hebreus 3.16–19, Hebreus 3.19, Hebreus 4.1, Hebreus 4.1–2, Hebreus 4.2, Hebreus 4.3, Hebreus 4.4, Hebreus 4.5, Hebreus 4.6, Hebreus 4.7, Hebreus 4.8, Hebreus 4.9, Hebreus 4.10, Hebreus 4.11, Hebreus 4.12–13, Hebreus 4.13, Hebreus 4.14, Hebreus 4.14–16, Hebreus 4.15, Hebreus 4.16, Hebreus 5.1, Hebreus 5.1–10, Hebreus 5.2, Hebreus 5.3, Hebreus 5.4, Hebreus 5.5–6, Hebreus 5.7, Hebreus 5.7–10, Hebreus 5.8, Hebreus 5.9, Hebreus 5.10, Hebreus 5.11, Hebreus 5.11–6.3, Hebreus 5.11–6.20, Hebreus 5.12, Hebreus 5.14, Hebreus 6.1, Hebreus 6.1–3, Hebreus 6.2, Hebreus 6.3, Hebreus 6.4, Hebreus 6.4–8, Hebreus 6.5, Hebreus 6.6, Hebreus 6.7–8, Hebreus 6.9, Hebreus 6.9–12, Hebreus 6.10, Hebreus 6.11, Hebreus 6.12, Hebreus 6.13–14, Hebreus 6.13–20, Hebreus 6.15, Hebreus 6.16, Hebreus 6.17–18, Hebreus 6.19–20, Hebreus 7.1, Hebreus 7.1–10, Hebreus 7.1–28, Hebreus 7.2, Hebreus 7.3, Hebreus 7.4, Hebreus 7.5–6, Hebreus 7.6–7, Hebreus 7.8, Hebreus 7.9–10, Hebreus 7.11, Hebreus 7.11–28, Hebreus 7.12, Hebreus 7.13–14, Hebreus 7.15–17, Hebreus 7.18, Hebreus 7.19, Hebreus 7.19–28, Hebreus 7.20–21, Hebreus 7.22, Hebreus 7.23–24, Hebreus 7.25, Hebreus 7.26–27, Hebreus 7.28, Hebreus 8.1–2, Hebreus 8.1–10.18, Hebreus 8.3, Hebreus 8.4, Hebreus 8.5, Hebreus 8.6, Hebreus 8.7, Hebreus 8.7–13, Hebreus 8.8, Hebreus 8.9, Hebreus 8.10, Hebreus 8.11, Hebreus 8.12, Hebreus 8.13, Hebreus 9.1–5, Hebreus 9.1–10.18, Hebreus 9.2, Hebreus 9.3, Hebreus 9.4, Hebreus 9.5, Hebreus 9.6–8, Hebreus 9.7, Hebreus 9.8, Hebreus 9.9, Hebreus 9.10, Hebreus 9.11, Hebreus 9.11–10.18, Hebreus 9.12, Hebreus 9.13, Hebreus 9.14, Hebreus 9.15, Hebreus 9.16–22, Hebreus 9.18–19, Hebreus 9.20, Hebreus 9.21, Hebreus 9.22, Hebreus 9.23, Hebreus 9.24, Hebreus 9.25–26, Hebreus 9.26, Hebreus 9.27–28, Hebreus 10.1, Hebreus 10.2, Hebreus 10.3, Hebreus 10.4, Hebreus 10.5, Hebreus 10.5–7, Hebreus 10.8–10, Hebreus 10.11, Hebreus 10.11–14, Hebreus 10.12–13, Hebreus 10.14, Hebreus 10.15–17, Hebreus 10.18, Hebreus 10.19, Hebreus 10.19–25, Hebreus 10.20, Hebreus 10.21, Hebreus 10.22, Hebreus 10.23, Hebreus 10.24, Hebreus 10.25, Hebreus 10.26–27, Hebreus 10.26–31, Hebreus 10.28–29, Hebreus 10.30–31, Hebreus 10.32, Hebreus 10.32–39, Hebreus 10.33, Hebreus 10.34, Hebreus 10.35–36, Hebreus 10.37–38, Hebreus 10.39, Hebreus 11.1, Hebreus 11.1–40, Hebreus 11.2, Hebreus 11.3, Hebreus 11.4, Hebreus 11.5, Hebreus 11.6, Hebreus 11.7, Hebreus 11.8, Hebreus 11.9–10, Hebreus 11.12, Hebreus 11.13, Hebreus 11.13–16, Hebreus 11.14–16, Hebreus 11.17–19, Hebreus 11.17–31, Hebreus 11.19, Hebreus 11.20, Hebreus 11.21, Hebreus 11.22, Hebreus 11.23, Hebreus 11.24–25, Hebreus 11.26, Hebreus 11.27, Hebreus 11.28, Hebreus 11.29, Hebreus 11.30, Hebreus 11.31, Hebreus 11.32, Hebreus 11.32–40, Hebreus 11.33, Hebreus 11.34, Hebreus 11.35, Hebreus 11.37, Hebreus 11.38, Hebreus 11.39–40, Hebreus 12.1, Hebreus 12.1–17, Hebreus 12.2, Hebreus 12.3, Hebreus 12.4, Hebreus 12.5–6, Hebreus 12.7–8, Hebreus 12.9, Hebreus 12.10–11, Hebreus 12.12–13, Hebreus 12.14, Hebreus 12.15, Hebreus 12.16, Hebreus 12.17, Hebreus 12.18, Hebreus 12.18–24, Hebreus 12.19, Hebreus 12.22, Hebreus 12.23, Hebreus 12.24, Hebreus 12.25, Hebreus 12.25–29, Hebreus 12.26–27, Hebreus 12.28–29, Hebreus 13.1, Hebreus 13.1–6, Hebreus 13.2, Hebreus 13.3, Hebreus 13.4, Hebreus 13.5, Hebreus 13.6, Hebreus 13.7, Hebreus 13.7–19, Hebreus 13.8, Hebreus 13.9–10, Hebreus 13.11–12, Hebreus 13.13, Hebreus 13.14, Hebreus 13.15, Hebreus 13.15–16, Hebreus 13.16, Hebreus 13.17, Hebreus 13.18–19, Hebreus 13.20–21, Hebreus 13.22, Hebreus 13.23, Hebreus 13.24–25</w:t>
+      </w:r>
+      <w:r/>
+    </w:p>
+    <w:p>
+      <w:r/>
+      <w:r>
+        <w:t xml:space="preserve"> </w:t>
+      </w:r>
+      <w:r/>
+      <w:r/>
+    </w:p>
+    <w:p>
+      <w:pPr>
+        <w:sectPr>
           <w:footnotePr>
             <w:numRestart w:val="eachSect"/>
           </w:footnotePr>

--- a/por/docx/58.content.docx
+++ b/por/docx/58.content.docx
@@ -163,13 +163,6 @@
         <w:rPr>
           <w:lang w:val="pt_PT" w:bidi="pt_PT"/>
         </w:rPr>
-      </w:r>
-      <w:r>
-        <w:rPr>
-          <w:i/>
-          <w:lang w:val="pt_PT" w:bidi="pt_PT"/>
-        </w:rPr>
-        <w:t>Hebreus 1.1, Hebreus 1.1–2, Hebreus 1.1–4, Hebreus 1.2, Hebreus 1.3, Hebreus 1.4, Hebreus 1.5, Hebreus 1.5–14, Hebreus 1.6, Hebreus 1.7, Hebreus 1.8–9, Hebreus 1.10–12, Hebreus 1.13, Hebreus 1.14, Hebreus 2.1, Hebreus 2.1–4, Hebreus 2.2, Hebreus 2.3, Hebreus 2.4, Hebreus 2.5, Hebreus 2.5–9, Hebreus 2.6, Hebreus 2.6–8, Hebreus 2.7, Hebreus 2.8, Hebreus 2.9, Hebreus 2.10, Hebreus 2.10–18, Hebreus 2.11, Hebreus 2.12, Hebreus 2.13, Hebreus 2.14–15, Hebreus 2.16, Hebreus 2.17–18, Hebreus 3.1, Hebreus 3.1–6, Hebreus 3.2, Hebreus 3.3–6, Hebreus 3.6, Hebreus 3.7–19, Hebreus 3.8, Hebreus 3.9–10, Hebreus 3.11, Hebreus 3.12, Hebreus 3.12–19, Hebreus 3.13, Hebreus 3.14, Hebreus 3.15, Hebreus 3.16–19, Hebreus 3.19, Hebreus 4.1, Hebreus 4.1–2, Hebreus 4.2, Hebreus 4.3, Hebreus 4.4, Hebreus 4.5, Hebreus 4.6, Hebreus 4.7, Hebreus 4.8, Hebreus 4.9, Hebreus 4.10, Hebreus 4.11, Hebreus 4.12–13, Hebreus 4.13, Hebreus 4.14, Hebreus 4.14–16, Hebreus 4.15, Hebreus 4.16, Hebreus 5.1, Hebreus 5.1–10, Hebreus 5.2, Hebreus 5.3, Hebreus 5.4, Hebreus 5.5–6, Hebreus 5.7, Hebreus 5.7–10, Hebreus 5.8, Hebreus 5.9, Hebreus 5.10, Hebreus 5.11, Hebreus 5.11–6.3, Hebreus 5.11–6.20, Hebreus 5.12, Hebreus 5.14, Hebreus 6.1, Hebreus 6.1–3, Hebreus 6.2, Hebreus 6.3, Hebreus 6.4, Hebreus 6.4–8, Hebreus 6.5, Hebreus 6.6, Hebreus 6.7–8, Hebreus 6.9, Hebreus 6.9–12, Hebreus 6.10, Hebreus 6.11, Hebreus 6.12, Hebreus 6.13–14, Hebreus 6.13–20, Hebreus 6.15, Hebreus 6.16, Hebreus 6.17–18, Hebreus 6.19–20, Hebreus 7.1, Hebreus 7.1–10, Hebreus 7.1–28, Hebreus 7.2, Hebreus 7.3, Hebreus 7.4, Hebreus 7.5–6, Hebreus 7.6–7, Hebreus 7.8, Hebreus 7.9–10, Hebreus 7.11, Hebreus 7.11–28, Hebreus 7.12, Hebreus 7.13–14, Hebreus 7.15–17, Hebreus 7.18, Hebreus 7.19, Hebreus 7.19–28, Hebreus 7.20–21, Hebreus 7.22, Hebreus 7.23–24, Hebreus 7.25, Hebreus 7.26–27, Hebreus 7.28, Hebreus 8.1–2, Hebreus 8.1–10.18, Hebreus 8.3, Hebreus 8.4, Hebreus 8.5, Hebreus 8.6, Hebreus 8.7, Hebreus 8.7–13, Hebreus 8.8, Hebreus 8.9, Hebreus 8.10, Hebreus 8.11, Hebreus 8.12, Hebreus 8.13, Hebreus 9.1–5, Hebreus 9.1–10.18, Hebreus 9.2, Hebreus 9.3, Hebreus 9.4, Hebreus 9.5, Hebreus 9.6–8, Hebreus 9.7, Hebreus 9.8, Hebreus 9.9, Hebreus 9.10, Hebreus 9.11, Hebreus 9.11–10.18, Hebreus 9.12, Hebreus 9.13, Hebreus 9.14, Hebreus 9.15, Hebreus 9.16–22, Hebreus 9.18–19, Hebreus 9.20, Hebreus 9.21, Hebreus 9.22, Hebreus 9.23, Hebreus 9.24, Hebreus 9.25–26, Hebreus 9.26, Hebreus 9.27–28, Hebreus 10.1, Hebreus 10.2, Hebreus 10.3, Hebreus 10.4, Hebreus 10.5, Hebreus 10.5–7, Hebreus 10.8–10, Hebreus 10.11, Hebreus 10.11–14, Hebreus 10.12–13, Hebreus 10.14, Hebreus 10.15–17, Hebreus 10.18, Hebreus 10.19, Hebreus 10.19–25, Hebreus 10.20, Hebreus 10.21, Hebreus 10.22, Hebreus 10.23, Hebreus 10.24, Hebreus 10.25, Hebreus 10.26–27, Hebreus 10.26–31, Hebreus 10.28–29, Hebreus 10.30–31, Hebreus 10.32, Hebreus 10.32–39, Hebreus 10.33, Hebreus 10.34, Hebreus 10.35–36, Hebreus 10.37–38, Hebreus 10.39, Hebreus 11.1, Hebreus 11.1–40, Hebreus 11.2, Hebreus 11.3, Hebreus 11.4, Hebreus 11.5, Hebreus 11.6, Hebreus 11.7, Hebreus 11.8, Hebreus 11.9–10, Hebreus 11.12, Hebreus 11.13, Hebreus 11.13–16, Hebreus 11.14–16, Hebreus 11.17–19, Hebreus 11.17–31, Hebreus 11.19, Hebreus 11.20, Hebreus 11.21, Hebreus 11.22, Hebreus 11.23, Hebreus 11.24–25, Hebreus 11.26, Hebreus 11.27, Hebreus 11.28, Hebreus 11.29, Hebreus 11.30, Hebreus 11.31, Hebreus 11.32, Hebreus 11.32–40, Hebreus 11.33, Hebreus 11.34, Hebreus 11.35, Hebreus 11.37, Hebreus 11.38, Hebreus 11.39–40, Hebreus 12.1, Hebreus 12.1–17, Hebreus 12.2, Hebreus 12.3, Hebreus 12.4, Hebreus 12.5–6, Hebreus 12.7–8, Hebreus 12.9, Hebreus 12.10–11, Hebreus 12.12–13, Hebreus 12.14, Hebreus 12.15, Hebreus 12.16, Hebreus 12.17, Hebreus 12.18, Hebreus 12.18–24, Hebreus 12.19, Hebreus 12.22, Hebreus 12.23, Hebreus 12.24, Hebreus 12.25, Hebreus 12.25–29, Hebreus 12.26–27, Hebreus 12.28–29, Hebreus 13.1, Hebreus 13.1–6, Hebreus 13.2, Hebreus 13.3, Hebreus 13.4, Hebreus 13.5, Hebreus 13.6, Hebreus 13.7, Hebreus 13.7–19, Hebreus 13.8, Hebreus 13.9–10, Hebreus 13.11–12, Hebreus 13.13, Hebreus 13.14, Hebreus 13.15, Hebreus 13.15–16, Hebreus 13.16, Hebreus 13.17, Hebreus 13.18–19, Hebreus 13.20–21, Hebreus 13.22, Hebreus 13.23, Hebreus 13.24–25</w:t>
       </w:r>
       <w:r>
         <w:rPr>

--- a/por/docx/58.content.docx
+++ b/por/docx/58.content.docx
@@ -150,19 +150,6 @@
           <w:lang w:val="pt_PT" w:bidi="pt_PT"/>
         </w:rPr>
         <w:t>HEB</w:t>
-      </w:r>
-      <w:r>
-        <w:rPr>
-          <w:lang w:val="pt_PT" w:bidi="pt_PT"/>
-        </w:rPr>
-      </w:r>
-    </w:p>
-    <w:p>
-      <w:pPr/>
-      <w:r>
-        <w:rPr>
-          <w:lang w:val="pt_PT" w:bidi="pt_PT"/>
-        </w:rPr>
       </w:r>
       <w:r>
         <w:rPr>

--- a/por/docx/58.content.docx
+++ b/por/docx/58.content.docx
@@ -19,7 +19,7 @@
         <w:rPr>
           <w:lang w:val="pt_PT" w:bidi="pt_PT"/>
         </w:rPr>
-        <w:t>Resource: Notas de Estudo (Tyndale)</w:t>
+        <w:t>Resource: Tyndale Open Study Notes</w:t>
       </w:r>
       <w:r>
         <w:rPr>
@@ -112,7 +112,7 @@
         <w:rPr>
           <w:lang w:val="pt_PT" w:bidi="pt_PT"/>
         </w:rPr>
-        <w:t>Notas de Estudo (Tyndale)</w:t>
+        <w:t>Tyndale Open Study Notes</w:t>
       </w:r>
     </w:p>
     <w:p>

--- a/por/docx/58.content.docx
+++ b/por/docx/58.content.docx
@@ -19,7 +19,7 @@
         <w:rPr>
           <w:lang w:val="pt_PT" w:bidi="pt_PT"/>
         </w:rPr>
-        <w:t>Resource: Tyndale Open Study Notes</w:t>
+        <w:t>Resource: Aquifer Open Study Notes</w:t>
       </w:r>
       <w:r>
         <w:rPr>
@@ -112,7 +112,7 @@
         <w:rPr>
           <w:lang w:val="pt_PT" w:bidi="pt_PT"/>
         </w:rPr>
-        <w:t>Tyndale Open Study Notes</w:t>
+        <w:t>Aquifer Open Study Notes</w:t>
       </w:r>
     </w:p>
     <w:p>
